--- a/Files/02 - Shemos/09 - Ki Sisa/5784/Ki Sisa 5784.docx
+++ b/Files/02 - Shemos/09 - Ki Sisa/5784/Ki Sisa 5784.docx
@@ -2759,7 +2759,7 @@
         <w:rPr>
           <w:rFonts w:ascii="Times New Roman" w:hAnsi="Times New Roman" w:cs="Times New Roman"/>
         </w:rPr>
-        <w:t xml:space="preserve"> says (31:134) </w:t>
+        <w:t xml:space="preserve"> says (31:13) </w:t>
       </w:r>
       <w:r>
         <w:rPr>
@@ -2827,7 +2827,13 @@
         <w:rPr>
           <w:rFonts w:ascii="Times New Roman" w:hAnsi="Times New Roman" w:cs="Times New Roman"/>
         </w:rPr>
-        <w:t xml:space="preserve">.  And yet, we have been given an </w:t>
+        <w:t xml:space="preserve">. </w:t>
+      </w:r>
+      <w:r>
+        <w:rPr>
+          <w:rFonts w:ascii="Times New Roman" w:hAnsi="Times New Roman" w:cs="Times New Roman"/>
+        </w:rPr>
+        <w:t xml:space="preserve">And yet, we have been given an </w:t>
       </w:r>
       <w:r>
         <w:rPr>
